--- a/1-Various_PDE_and_Chat_stuff/5-Manuscript/advancement_under_constrained_distinction_briefing_v02.docx
+++ b/1-Various_PDE_and_Chat_stuff/5-Manuscript/advancement_under_constrained_distinction_briefing_v02.docx
@@ -37,12 +37,21 @@
     </w:p>
     <w:p>
       <w:r>
+        <w:rPr>
+          <w:highlight w:val="yellow"/>
+        </w:rPr>
         <w:t>Our current working hypothesis is that advancement systems allocate finite distinction within correlated local comparison environments.</w:t>
       </w:r>
     </w:p>
     <w:p>
       <w:r>
-        <w:t>The intuition is that stronger local talent environments may simultaneously generate benefits and costs.</w:t>
+        <w:rPr>
+          <w:highlight w:val="yellow"/>
+        </w:rPr>
+        <w:t>The intuition is that stronger local talent environments may simultaneously generate benefits and costs</w:t>
+      </w:r>
+      <w:r>
+        <w:t>.</w:t>
       </w:r>
     </w:p>
     <w:p>
